--- a/05_Website_Angular/docs/Linaw-PH-Website-Guide.docx
+++ b/05_Website_Angular/docs/Linaw-PH-Website-Guide.docx
@@ -1204,7 +1204,7 @@
     </w:p>
     <w:p>
       <w:r>
-        <w:t>Adding a skill is only half the question. The builder also asks where it was used, and the answer must point at an entry already on the applicant’s own resume — a job, a project, a certification, or a course. It is a dropdown built from what they have already written, never free text, and that restriction is the whole mechanism: a source that could be typed freely could be invented in the same keystroke as the skill it is meant to justify.</w:t>
+        <w:t>Adding a skill is only half the question. The builder also asks where it was used, and the answer must point at an entry already on the applicant’s own resume — a job, a project, a certification, a course, or the file they uploaded. It is a dropdown built from what they have already written, never free text, and that restriction is the whole mechanism: a source that could be typed freely could be invented in the same keystroke as the skill it is meant to justify.</w:t>
       </w:r>
     </w:p>
     <w:p>

--- a/05_Website_Angular/docs/Linaw-PH-Website-Guide.docx
+++ b/05_Website_Angular/docs/Linaw-PH-Website-Guide.docx
@@ -1421,11 +1421,9 @@
           <w:b/>
           <w:bCs/>
         </w:rPr>
-        <w:t xml:space="preserve">Minimum months of experience</w:t>
-      </w:r>
-      <w:r>
-        <w:t xml:space="preserve"> — zero is allowed and common for graduate roles.</w:t>
-      </w:r>
+        <w:t>Minimum experience, in years — zero is allowed and common for graduate roles.</w:t>
+      </w:r>
+      <w:r/>
     </w:p>
     <w:p>
       <w:pPr>
@@ -1539,7 +1537,7 @@
     </w:p>
     <w:p>
       <w:r>
-        <w:t xml:space="preserve">Six statuses: submitted, review, shortlisted, rejected, hired, withdrawn. Only the applicant can withdraw; the rest are recruiter actions.</w:t>
+        <w:t>Ten statuses: applied, for scheduling, for initial interview, for testing, shortlisted, final interview &amp; selection, job offer, hired/onboarding, not selected, withdrawn. Only the applicant can withdraw; the rest are recruiter actions.</w:t>
       </w:r>
     </w:p>
     <w:p>
